--- a/lessons/3-6/downloads/reveal/3.6-warm-up.docx
+++ b/lessons/3-6/downloads/reveal/3.6-warm-up.docx
@@ -40,7 +40,7 @@
           </w:tcPr>
           <w:p>
             <w:pPr>
-              <w:spacing w:before="0" w:after="0" w:line="269" w:lineRule="auto"/>
+              <w:spacing w:before="0" w:after="0" w:line="240" w:lineRule="auto"/>
             </w:pPr>
             <w:r>
               <w:rPr>
@@ -64,7 +64,7 @@
           </w:tcPr>
           <w:p>
             <w:pPr>
-              <w:spacing w:before="0" w:after="0" w:line="269" w:lineRule="auto"/>
+              <w:spacing w:before="0" w:after="0" w:line="240" w:lineRule="auto"/>
             </w:pPr>
           </w:p>
         </w:tc>
@@ -74,7 +74,7 @@
           </w:tcPr>
           <w:p>
             <w:pPr>
-              <w:spacing w:before="0" w:after="0" w:line="269" w:lineRule="auto"/>
+              <w:spacing w:before="0" w:after="0" w:line="240" w:lineRule="auto"/>
             </w:pPr>
             <w:r>
               <w:rPr>
@@ -98,7 +98,7 @@
           </w:tcPr>
           <w:p>
             <w:pPr>
-              <w:spacing w:before="0" w:after="0" w:line="269" w:lineRule="auto"/>
+              <w:spacing w:before="0" w:after="0" w:line="240" w:lineRule="auto"/>
             </w:pPr>
           </w:p>
         </w:tc>
@@ -108,7 +108,7 @@
           </w:tcPr>
           <w:p>
             <w:pPr>
-              <w:spacing w:before="0" w:after="0" w:line="269" w:lineRule="auto"/>
+              <w:spacing w:before="0" w:after="0" w:line="240" w:lineRule="auto"/>
             </w:pPr>
             <w:r>
               <w:rPr>
@@ -132,7 +132,7 @@
           </w:tcPr>
           <w:p>
             <w:pPr>
-              <w:spacing w:before="0" w:after="0" w:line="269" w:lineRule="auto"/>
+              <w:spacing w:before="0" w:after="0" w:line="240" w:lineRule="auto"/>
             </w:pPr>
           </w:p>
         </w:tc>
@@ -140,7 +140,7 @@
     </w:tbl>
     <w:p>
       <w:pPr>
-        <w:spacing w:before="0" w:after="40" w:line="276" w:lineRule="auto"/>
+        <w:spacing w:before="0" w:after="0" w:line="240" w:lineRule="auto"/>
       </w:pPr>
       <w:r>
         <w:rPr>
@@ -148,7 +148,7 @@
           <w:b w:val="0"/>
           <w:i w:val="0"/>
           <w:color w:val="1A1A1A"/>
-          <w:sz w:val="8"/>
+          <w:sz w:val="2"/>
           <w:u w:val="none"/>
         </w:rPr>
         <w:t xml:space="preserve"/>
@@ -157,7 +157,7 @@
     <w:p>
       <w:pPr>
         <w:keepNext/>
-        <w:spacing w:before="0" w:after="20" w:line="276" w:lineRule="auto"/>
+        <w:spacing w:before="0" w:after="0" w:line="240" w:lineRule="auto"/>
       </w:pPr>
       <w:r>
         <w:rPr>
@@ -176,7 +176,7 @@
     <w:p>
       <w:pPr>
         <w:keepNext/>
-        <w:spacing w:before="0" w:after="40" w:line="240" w:lineRule="auto"/>
+        <w:spacing w:before="0" w:after="0" w:line="240" w:lineRule="auto"/>
       </w:pPr>
       <w:r>
         <w:rPr>
@@ -193,7 +193,7 @@
     <w:p>
       <w:pPr>
         <w:keepNext/>
-        <w:spacing w:before="0" w:after="100" w:line="264" w:lineRule="auto"/>
+        <w:spacing w:before="0" w:after="0" w:line="240" w:lineRule="auto"/>
       </w:pPr>
       <w:r>
         <w:rPr>
@@ -212,7 +212,7 @@
         <w:pBdr>
           <w:bottom w:val="single" w:sz="4" w:space="5" w:color="C9CDD2"/>
         </w:pBdr>
-        <w:spacing w:before="0" w:after="90" w:line="264" w:lineRule="auto"/>
+        <w:spacing w:before="0" w:after="0" w:line="240" w:lineRule="auto"/>
       </w:pPr>
     </w:p>
     <w:p>
@@ -224,7 +224,7 @@
         <w:tabs>
           <w:tab w:pos="9504" w:val="right"/>
         </w:tabs>
-        <w:spacing w:before="110" w:after="100" w:line="240" w:lineRule="auto"/>
+        <w:spacing w:before="0" w:after="0" w:line="240" w:lineRule="auto"/>
       </w:pPr>
       <w:r>
         <w:rPr>
@@ -255,7 +255,7 @@
     <w:p>
       <w:pPr>
         <w:keepNext/>
-        <w:spacing w:before="0" w:after="30" w:line="264" w:lineRule="auto"/>
+        <w:spacing w:before="0" w:after="0" w:line="240" w:lineRule="auto"/>
       </w:pPr>
       <w:r>
         <w:rPr>
@@ -271,7 +271,7 @@
     </w:p>
     <w:p>
       <w:pPr>
-        <w:spacing w:before="0" w:after="60" w:line="264" w:lineRule="auto"/>
+        <w:spacing w:before="0" w:after="0" w:line="240" w:lineRule="auto"/>
       </w:pPr>
       <w:r>
         <w:rPr>
@@ -294,7 +294,7 @@
         <w:tabs>
           <w:tab w:pos="9504" w:val="right"/>
         </w:tabs>
-        <w:spacing w:before="110" w:after="100" w:line="240" w:lineRule="auto"/>
+        <w:spacing w:before="0" w:after="0" w:line="240" w:lineRule="auto"/>
       </w:pPr>
       <w:r>
         <w:rPr>
@@ -358,7 +358,7 @@
           </w:tcPr>
           <w:p>
             <w:pPr>
-              <w:spacing w:before="0" w:after="0" w:line="264" w:lineRule="auto"/>
+              <w:spacing w:before="0" w:after="0" w:line="240" w:lineRule="auto"/>
             </w:pPr>
             <w:r>
               <w:rPr>
@@ -379,7 +379,7 @@
           </w:tcPr>
           <w:p>
             <w:pPr>
-              <w:spacing w:before="0" w:after="0" w:line="264" w:lineRule="auto"/>
+              <w:spacing w:before="0" w:after="0" w:line="240" w:lineRule="auto"/>
             </w:pPr>
             <w:r>
               <w:rPr>
@@ -407,7 +407,7 @@
           </w:tcPr>
           <w:p>
             <w:pPr>
-              <w:spacing w:before="0" w:after="0" w:line="264" w:lineRule="auto"/>
+              <w:spacing w:before="0" w:after="0" w:line="240" w:lineRule="auto"/>
             </w:pPr>
             <w:r>
               <w:rPr>
@@ -428,7 +428,7 @@
           </w:tcPr>
           <w:p>
             <w:pPr>
-              <w:spacing w:before="0" w:after="0" w:line="264" w:lineRule="auto"/>
+              <w:spacing w:before="0" w:after="0" w:line="240" w:lineRule="auto"/>
             </w:pPr>
             <w:r>
               <w:rPr>
@@ -456,7 +456,7 @@
           </w:tcPr>
           <w:p>
             <w:pPr>
-              <w:spacing w:before="0" w:after="0" w:line="264" w:lineRule="auto"/>
+              <w:spacing w:before="0" w:after="0" w:line="240" w:lineRule="auto"/>
             </w:pPr>
             <w:r>
               <w:rPr>
@@ -477,7 +477,7 @@
           </w:tcPr>
           <w:p>
             <w:pPr>
-              <w:spacing w:before="0" w:after="0" w:line="264" w:lineRule="auto"/>
+              <w:spacing w:before="0" w:after="0" w:line="240" w:lineRule="auto"/>
             </w:pPr>
             <w:r>
               <w:rPr>
@@ -505,7 +505,7 @@
           </w:tcPr>
           <w:p>
             <w:pPr>
-              <w:spacing w:before="0" w:after="0" w:line="264" w:lineRule="auto"/>
+              <w:spacing w:before="0" w:after="0" w:line="240" w:lineRule="auto"/>
             </w:pPr>
             <w:r>
               <w:rPr>
@@ -526,7 +526,7 @@
           </w:tcPr>
           <w:p>
             <w:pPr>
-              <w:spacing w:before="0" w:after="0" w:line="264" w:lineRule="auto"/>
+              <w:spacing w:before="0" w:after="0" w:line="240" w:lineRule="auto"/>
             </w:pPr>
             <w:r>
               <w:rPr>
@@ -552,7 +552,7 @@
         <w:tabs>
           <w:tab w:pos="9504" w:val="right"/>
         </w:tabs>
-        <w:spacing w:before="110" w:after="100" w:line="240" w:lineRule="auto"/>
+        <w:spacing w:before="0" w:after="0" w:line="240" w:lineRule="auto"/>
       </w:pPr>
       <w:r>
         <w:rPr>
@@ -587,7 +587,7 @@
         <w:tabs>
           <w:tab w:pos="490" w:val="left"/>
         </w:tabs>
-        <w:spacing w:before="0" w:after="40" w:line="264" w:lineRule="auto"/>
+        <w:spacing w:before="0" w:after="0" w:line="240" w:lineRule="auto"/>
         <w:ind w:left="490" w:hanging="490"/>
       </w:pPr>
       <w:r>
@@ -621,7 +621,7 @@
         <w:tabs>
           <w:tab w:pos="9504" w:val="right" w:leader="underscore"/>
         </w:tabs>
-        <w:spacing w:before="40" w:after="100" w:line="240" w:lineRule="auto"/>
+        <w:spacing w:before="0" w:after="0" w:line="240" w:lineRule="auto"/>
         <w:ind w:left="490"/>
       </w:pPr>
       <w:r>
@@ -657,7 +657,7 @@
         <w:tabs>
           <w:tab w:pos="490" w:val="left"/>
         </w:tabs>
-        <w:spacing w:before="0" w:after="40" w:line="264" w:lineRule="auto"/>
+        <w:spacing w:before="0" w:after="0" w:line="240" w:lineRule="auto"/>
         <w:ind w:left="490" w:hanging="490"/>
       </w:pPr>
       <w:r>
@@ -691,7 +691,7 @@
         <w:tabs>
           <w:tab w:pos="9504" w:val="right" w:leader="underscore"/>
         </w:tabs>
-        <w:spacing w:before="40" w:after="100" w:line="240" w:lineRule="auto"/>
+        <w:spacing w:before="0" w:after="0" w:line="240" w:lineRule="auto"/>
         <w:ind w:left="490"/>
       </w:pPr>
       <w:r>
@@ -727,7 +727,7 @@
         <w:tabs>
           <w:tab w:pos="490" w:val="left"/>
         </w:tabs>
-        <w:spacing w:before="0" w:after="40" w:line="264" w:lineRule="auto"/>
+        <w:spacing w:before="0" w:after="0" w:line="240" w:lineRule="auto"/>
         <w:ind w:left="490" w:hanging="490"/>
       </w:pPr>
       <w:r>
@@ -761,7 +761,7 @@
         <w:tabs>
           <w:tab w:pos="9504" w:val="right" w:leader="underscore"/>
         </w:tabs>
-        <w:spacing w:before="40" w:after="100" w:line="240" w:lineRule="auto"/>
+        <w:spacing w:before="0" w:after="0" w:line="240" w:lineRule="auto"/>
         <w:ind w:left="490"/>
       </w:pPr>
       <w:r>
@@ -797,7 +797,7 @@
         <w:tabs>
           <w:tab w:pos="490" w:val="left"/>
         </w:tabs>
-        <w:spacing w:before="0" w:after="40" w:line="264" w:lineRule="auto"/>
+        <w:spacing w:before="0" w:after="0" w:line="240" w:lineRule="auto"/>
         <w:ind w:left="490" w:hanging="490"/>
       </w:pPr>
       <w:r>
@@ -831,7 +831,7 @@
         <w:tabs>
           <w:tab w:pos="9504" w:val="right" w:leader="underscore"/>
         </w:tabs>
-        <w:spacing w:before="40" w:after="100" w:line="240" w:lineRule="auto"/>
+        <w:spacing w:before="0" w:after="0" w:line="240" w:lineRule="auto"/>
         <w:ind w:left="490"/>
       </w:pPr>
       <w:r>
@@ -867,7 +867,7 @@
         <w:tabs>
           <w:tab w:pos="490" w:val="left"/>
         </w:tabs>
-        <w:spacing w:before="0" w:after="40" w:line="264" w:lineRule="auto"/>
+        <w:spacing w:before="0" w:after="0" w:line="240" w:lineRule="auto"/>
         <w:ind w:left="490" w:hanging="490"/>
       </w:pPr>
       <w:r>
@@ -901,7 +901,7 @@
         <w:tabs>
           <w:tab w:pos="9504" w:val="right" w:leader="underscore"/>
         </w:tabs>
-        <w:spacing w:before="40" w:after="100" w:line="240" w:lineRule="auto"/>
+        <w:spacing w:before="0" w:after="0" w:line="240" w:lineRule="auto"/>
         <w:ind w:left="490"/>
       </w:pPr>
       <w:r>
@@ -937,7 +937,7 @@
         <w:tabs>
           <w:tab w:pos="490" w:val="left"/>
         </w:tabs>
-        <w:spacing w:before="0" w:after="40" w:line="264" w:lineRule="auto"/>
+        <w:spacing w:before="0" w:after="0" w:line="240" w:lineRule="auto"/>
         <w:ind w:left="490" w:hanging="490"/>
       </w:pPr>
       <w:r>
@@ -971,7 +971,7 @@
         <w:tabs>
           <w:tab w:pos="9504" w:val="right" w:leader="underscore"/>
         </w:tabs>
-        <w:spacing w:before="40" w:after="100" w:line="240" w:lineRule="auto"/>
+        <w:spacing w:before="0" w:after="0" w:line="240" w:lineRule="auto"/>
         <w:ind w:left="490"/>
       </w:pPr>
       <w:r>
@@ -1007,7 +1007,7 @@
         <w:tabs>
           <w:tab w:pos="490" w:val="left"/>
         </w:tabs>
-        <w:spacing w:before="0" w:after="40" w:line="264" w:lineRule="auto"/>
+        <w:spacing w:before="0" w:after="0" w:line="240" w:lineRule="auto"/>
         <w:ind w:left="490" w:hanging="490"/>
       </w:pPr>
       <w:r>
@@ -1041,7 +1041,7 @@
         <w:tabs>
           <w:tab w:pos="9504" w:val="right" w:leader="underscore"/>
         </w:tabs>
-        <w:spacing w:before="40" w:after="100" w:line="240" w:lineRule="auto"/>
+        <w:spacing w:before="0" w:after="0" w:line="240" w:lineRule="auto"/>
         <w:ind w:left="490"/>
       </w:pPr>
       <w:r>
@@ -1077,7 +1077,7 @@
         <w:tabs>
           <w:tab w:pos="490" w:val="left"/>
         </w:tabs>
-        <w:spacing w:before="0" w:after="40" w:line="264" w:lineRule="auto"/>
+        <w:spacing w:before="0" w:after="0" w:line="240" w:lineRule="auto"/>
         <w:ind w:left="490" w:hanging="490"/>
       </w:pPr>
       <w:r>
@@ -1111,7 +1111,7 @@
         <w:tabs>
           <w:tab w:pos="9504" w:val="right" w:leader="underscore"/>
         </w:tabs>
-        <w:spacing w:before="40" w:after="100" w:line="240" w:lineRule="auto"/>
+        <w:spacing w:before="0" w:after="0" w:line="240" w:lineRule="auto"/>
         <w:ind w:left="490"/>
       </w:pPr>
       <w:r>
@@ -1144,7 +1144,7 @@
       <w:footerReference w:type="default" r:id="rId9"/>
       <w:headerReference w:type="default" r:id="rId10"/>
       <w:pgSz w:w="12240" w:h="15840"/>
-      <w:pgMar w:top="893" w:right="1224" w:bottom="835" w:left="1512" w:header="432" w:footer="432" w:gutter="0"/>
+      <w:pgMar w:top="504" w:right="720" w:bottom="504" w:left="720" w:header="432" w:footer="432" w:gutter="0"/>
       <w:cols w:space="720"/>
       <w:docGrid w:linePitch="360"/>
     </w:sectPr>

--- a/lessons/3-6/downloads/reveal/3.6-warm-up.docx
+++ b/lessons/3-6/downloads/reveal/3.6-warm-up.docx
@@ -48,7 +48,7 @@
                 <w:b w:val="0"/>
                 <w:i w:val="0"/>
                 <w:color w:val="1A1A1A"/>
-                <w:sz w:val="20"/>
+                <w:sz w:val="22"/>
                 <w:u w:val="none"/>
               </w:rPr>
               <w:t xml:space="preserve">Name</w:t>
@@ -82,7 +82,7 @@
                 <w:b w:val="0"/>
                 <w:i w:val="0"/>
                 <w:color w:val="1A1A1A"/>
-                <w:sz w:val="20"/>
+                <w:sz w:val="22"/>
                 <w:u w:val="none"/>
               </w:rPr>
               <w:t xml:space="preserve">Date</w:t>
@@ -116,7 +116,7 @@
                 <w:b w:val="0"/>
                 <w:i w:val="0"/>
                 <w:color w:val="1A1A1A"/>
-                <w:sz w:val="20"/>
+                <w:sz w:val="22"/>
                 <w:u w:val="none"/>
               </w:rPr>
               <w:t xml:space="preserve">Period</w:t>
@@ -167,7 +167,7 @@
           <w:caps w:val="1"/>
           <w:color w:val="003A70"/>
           <w:spacing w:val="12"/>
-          <w:sz w:val="19"/>
+          <w:sz w:val="22"/>
           <w:u w:val="none"/>
         </w:rPr>
         <w:t xml:space="preserve">Lesson 3-6  ·  Warm-Up</w:t>
@@ -175,6 +175,7 @@
     </w:p>
     <w:p>
       <w:pPr>
+        <w:pStyle w:val="Heading1"/>
         <w:keepNext/>
         <w:spacing w:before="0" w:after="0" w:line="240" w:lineRule="auto"/>
       </w:pPr>
@@ -201,7 +202,7 @@
           <w:b w:val="0"/>
           <w:i w:val="0"/>
           <w:color w:val="5A5F66"/>
-          <w:sz w:val="20"/>
+          <w:sz w:val="22"/>
           <w:u w:val="none"/>
         </w:rPr>
         <w:t xml:space="preserve">Converting Within One System</w:t>
@@ -234,7 +235,7 @@
           <w:caps w:val="1"/>
           <w:color w:val="003A70"/>
           <w:spacing w:val="14"/>
-          <w:sz w:val="19"/>
+          <w:sz w:val="22"/>
           <w:u w:val="none"/>
         </w:rPr>
         <w:t xml:space="preserve">The Move</w:t>
@@ -245,7 +246,7 @@
           <w:b w:val="0"/>
           <w:i w:val="1"/>
           <w:color w:val="5A5F66"/>
-          <w:sz w:val="17"/>
+          <w:sz w:val="22"/>
           <w:u w:val="none"/>
         </w:rPr>
         <w:tab/>
@@ -263,7 +264,7 @@
           <w:b w:val="1"/>
           <w:i w:val="0"/>
           <w:color w:val="1A1A1A"/>
-          <w:sz w:val="19"/>
+          <w:sz w:val="22"/>
           <w:u w:val="none"/>
         </w:rPr>
         <w:t xml:space="preserve">Multiply or divide by the conversion number</w:t>
@@ -279,7 +280,7 @@
           <w:b w:val="0"/>
           <w:i w:val="0"/>
           <w:color w:val="1A1A1A"/>
-          <w:sz w:val="19"/>
+          <w:sz w:val="22"/>
           <w:u w:val="none"/>
         </w:rPr>
         <w:t xml:space="preserve">Going to a smaller unit, multiply. Going to a bigger unit, divide. For metric steps the number is 10, 100, or 1,000.</w:t>
@@ -304,7 +305,7 @@
           <w:caps w:val="1"/>
           <w:color w:val="003A70"/>
           <w:spacing w:val="14"/>
-          <w:sz w:val="19"/>
+          <w:sz w:val="22"/>
           <w:u w:val="none"/>
         </w:rPr>
         <w:t xml:space="preserve">Worked Model</w:t>
@@ -315,7 +316,7 @@
           <w:b w:val="0"/>
           <w:i w:val="1"/>
           <w:color w:val="5A5F66"/>
-          <w:sz w:val="17"/>
+          <w:sz w:val="22"/>
           <w:u w:val="none"/>
         </w:rPr>
         <w:tab/>
@@ -366,7 +367,7 @@
                 <w:b w:val="1"/>
                 <w:i w:val="0"/>
                 <w:color w:val="1A1A1A"/>
-                <w:sz w:val="20"/>
+                <w:sz w:val="22"/>
                 <w:u w:val="none"/>
               </w:rPr>
               <w:t xml:space="preserve">Step 1</w:t>
@@ -387,7 +388,7 @@
                 <w:b w:val="0"/>
                 <w:i w:val="0"/>
                 <w:color w:val="1A1A1A"/>
-                <w:sz w:val="19"/>
+                <w:sz w:val="22"/>
                 <w:u w:val="none"/>
               </w:rPr>
               <w:t xml:space="preserve">Change 4 feet to inches.  1 foot = 12 inches.</w:t>
@@ -415,7 +416,7 @@
                 <w:b w:val="1"/>
                 <w:i w:val="0"/>
                 <w:color w:val="1A1A1A"/>
-                <w:sz w:val="20"/>
+                <w:sz w:val="22"/>
                 <w:u w:val="none"/>
               </w:rPr>
               <w:t xml:space="preserve">Step 2</w:t>
@@ -436,7 +437,7 @@
                 <w:b w:val="0"/>
                 <w:i w:val="0"/>
                 <w:color w:val="1A1A1A"/>
-                <w:sz w:val="19"/>
+                <w:sz w:val="22"/>
                 <w:u w:val="none"/>
               </w:rPr>
               <w:t xml:space="preserve">Inches are smaller, so multiply:  4 × 12 = ______ inches</w:t>
@@ -464,7 +465,7 @@
                 <w:b w:val="1"/>
                 <w:i w:val="0"/>
                 <w:color w:val="1A1A1A"/>
-                <w:sz w:val="20"/>
+                <w:sz w:val="22"/>
                 <w:u w:val="none"/>
               </w:rPr>
               <w:t xml:space="preserve">Step 3</w:t>
@@ -485,7 +486,7 @@
                 <w:b w:val="0"/>
                 <w:i w:val="0"/>
                 <w:color w:val="1A1A1A"/>
-                <w:sz w:val="19"/>
+                <w:sz w:val="22"/>
                 <w:u w:val="none"/>
               </w:rPr>
               <w:t xml:space="preserve">Change 2.5 meters to centimeters.  1 meter = 100 centimeters.</w:t>
@@ -513,7 +514,7 @@
                 <w:b w:val="1"/>
                 <w:i w:val="0"/>
                 <w:color w:val="1A1A1A"/>
-                <w:sz w:val="20"/>
+                <w:sz w:val="22"/>
                 <w:u w:val="none"/>
               </w:rPr>
               <w:t xml:space="preserve">Step 4</w:t>
@@ -534,7 +535,7 @@
                 <w:b w:val="0"/>
                 <w:i w:val="0"/>
                 <w:color w:val="1A1A1A"/>
-                <w:sz w:val="19"/>
+                <w:sz w:val="22"/>
                 <w:u w:val="none"/>
               </w:rPr>
               <w:t xml:space="preserve">2.5 × ______ = ______ centimeters</w:t>
@@ -562,7 +563,7 @@
           <w:caps w:val="1"/>
           <w:color w:val="003A70"/>
           <w:spacing w:val="14"/>
-          <w:sz w:val="19"/>
+          <w:sz w:val="22"/>
           <w:u w:val="none"/>
         </w:rPr>
         <w:t xml:space="preserve">Your Turn</w:t>
@@ -573,7 +574,7 @@
           <w:b w:val="0"/>
           <w:i w:val="1"/>
           <w:color w:val="5A5F66"/>
-          <w:sz w:val="17"/>
+          <w:sz w:val="22"/>
           <w:u w:val="none"/>
         </w:rPr>
         <w:tab/>
@@ -596,7 +597,7 @@
           <w:b w:val="1"/>
           <w:i w:val="0"/>
           <w:color w:val="1A1A1A"/>
-          <w:sz w:val="19"/>
+          <w:sz w:val="22"/>
           <w:u w:val="none"/>
         </w:rPr>
         <w:t xml:space="preserve">1.</w:t>
@@ -607,7 +608,7 @@
           <w:b w:val="0"/>
           <w:i w:val="0"/>
           <w:color w:val="1A1A1A"/>
-          <w:sz w:val="19"/>
+          <w:sz w:val="22"/>
           <w:u w:val="none"/>
         </w:rPr>
         <w:tab/>
@@ -632,7 +633,7 @@
           <w:caps w:val="1"/>
           <w:color w:val="5A5F66"/>
           <w:spacing w:val="10"/>
-          <w:sz w:val="17"/>
+          <w:sz w:val="22"/>
           <w:u w:val="none"/>
         </w:rPr>
         <w:t xml:space="preserve">Answer  </w:t>
@@ -666,7 +667,7 @@
           <w:b w:val="1"/>
           <w:i w:val="0"/>
           <w:color w:val="1A1A1A"/>
-          <w:sz w:val="19"/>
+          <w:sz w:val="22"/>
           <w:u w:val="none"/>
         </w:rPr>
         <w:t xml:space="preserve">2.</w:t>
@@ -677,7 +678,7 @@
           <w:b w:val="0"/>
           <w:i w:val="0"/>
           <w:color w:val="1A1A1A"/>
-          <w:sz w:val="19"/>
+          <w:sz w:val="22"/>
           <w:u w:val="none"/>
         </w:rPr>
         <w:tab/>
@@ -702,7 +703,7 @@
           <w:caps w:val="1"/>
           <w:color w:val="5A5F66"/>
           <w:spacing w:val="10"/>
-          <w:sz w:val="17"/>
+          <w:sz w:val="22"/>
           <w:u w:val="none"/>
         </w:rPr>
         <w:t xml:space="preserve">Answer  </w:t>
@@ -736,7 +737,7 @@
           <w:b w:val="1"/>
           <w:i w:val="0"/>
           <w:color w:val="1A1A1A"/>
-          <w:sz w:val="19"/>
+          <w:sz w:val="22"/>
           <w:u w:val="none"/>
         </w:rPr>
         <w:t xml:space="preserve">3.</w:t>
@@ -747,7 +748,7 @@
           <w:b w:val="0"/>
           <w:i w:val="0"/>
           <w:color w:val="1A1A1A"/>
-          <w:sz w:val="19"/>
+          <w:sz w:val="22"/>
           <w:u w:val="none"/>
         </w:rPr>
         <w:tab/>
@@ -772,7 +773,7 @@
           <w:caps w:val="1"/>
           <w:color w:val="5A5F66"/>
           <w:spacing w:val="10"/>
-          <w:sz w:val="17"/>
+          <w:sz w:val="22"/>
           <w:u w:val="none"/>
         </w:rPr>
         <w:t xml:space="preserve">Answer  </w:t>
@@ -806,7 +807,7 @@
           <w:b w:val="1"/>
           <w:i w:val="0"/>
           <w:color w:val="1A1A1A"/>
-          <w:sz w:val="19"/>
+          <w:sz w:val="22"/>
           <w:u w:val="none"/>
         </w:rPr>
         <w:t xml:space="preserve">4.</w:t>
@@ -817,7 +818,7 @@
           <w:b w:val="0"/>
           <w:i w:val="0"/>
           <w:color w:val="1A1A1A"/>
-          <w:sz w:val="19"/>
+          <w:sz w:val="22"/>
           <w:u w:val="none"/>
         </w:rPr>
         <w:tab/>
@@ -842,7 +843,7 @@
           <w:caps w:val="1"/>
           <w:color w:val="5A5F66"/>
           <w:spacing w:val="10"/>
-          <w:sz w:val="17"/>
+          <w:sz w:val="22"/>
           <w:u w:val="none"/>
         </w:rPr>
         <w:t xml:space="preserve">Answer  </w:t>
@@ -876,7 +877,7 @@
           <w:b w:val="1"/>
           <w:i w:val="0"/>
           <w:color w:val="1A1A1A"/>
-          <w:sz w:val="19"/>
+          <w:sz w:val="22"/>
           <w:u w:val="none"/>
         </w:rPr>
         <w:t xml:space="preserve">5.</w:t>
@@ -887,7 +888,7 @@
           <w:b w:val="0"/>
           <w:i w:val="0"/>
           <w:color w:val="1A1A1A"/>
-          <w:sz w:val="19"/>
+          <w:sz w:val="22"/>
           <w:u w:val="none"/>
         </w:rPr>
         <w:tab/>
@@ -912,7 +913,7 @@
           <w:caps w:val="1"/>
           <w:color w:val="5A5F66"/>
           <w:spacing w:val="10"/>
-          <w:sz w:val="17"/>
+          <w:sz w:val="22"/>
           <w:u w:val="none"/>
         </w:rPr>
         <w:t xml:space="preserve">Answer  </w:t>
@@ -946,7 +947,7 @@
           <w:b w:val="1"/>
           <w:i w:val="0"/>
           <w:color w:val="1A1A1A"/>
-          <w:sz w:val="19"/>
+          <w:sz w:val="22"/>
           <w:u w:val="none"/>
         </w:rPr>
         <w:t xml:space="preserve">6.</w:t>
@@ -957,7 +958,7 @@
           <w:b w:val="0"/>
           <w:i w:val="0"/>
           <w:color w:val="1A1A1A"/>
-          <w:sz w:val="19"/>
+          <w:sz w:val="22"/>
           <w:u w:val="none"/>
         </w:rPr>
         <w:tab/>
@@ -982,7 +983,7 @@
           <w:caps w:val="1"/>
           <w:color w:val="5A5F66"/>
           <w:spacing w:val="10"/>
-          <w:sz w:val="17"/>
+          <w:sz w:val="22"/>
           <w:u w:val="none"/>
         </w:rPr>
         <w:t xml:space="preserve">Answer  </w:t>
@@ -1016,7 +1017,7 @@
           <w:b w:val="1"/>
           <w:i w:val="0"/>
           <w:color w:val="1A1A1A"/>
-          <w:sz w:val="19"/>
+          <w:sz w:val="22"/>
           <w:u w:val="none"/>
         </w:rPr>
         <w:t xml:space="preserve">7.</w:t>
@@ -1027,7 +1028,7 @@
           <w:b w:val="0"/>
           <w:i w:val="0"/>
           <w:color w:val="1A1A1A"/>
-          <w:sz w:val="19"/>
+          <w:sz w:val="22"/>
           <w:u w:val="none"/>
         </w:rPr>
         <w:tab/>
@@ -1052,7 +1053,7 @@
           <w:caps w:val="1"/>
           <w:color w:val="5A5F66"/>
           <w:spacing w:val="10"/>
-          <w:sz w:val="17"/>
+          <w:sz w:val="22"/>
           <w:u w:val="none"/>
         </w:rPr>
         <w:t xml:space="preserve">Answer  </w:t>
@@ -1086,7 +1087,7 @@
           <w:b w:val="1"/>
           <w:i w:val="0"/>
           <w:color w:val="1A1A1A"/>
-          <w:sz w:val="19"/>
+          <w:sz w:val="22"/>
           <w:u w:val="none"/>
         </w:rPr>
         <w:t xml:space="preserve">8.</w:t>
@@ -1097,7 +1098,7 @@
           <w:b w:val="0"/>
           <w:i w:val="0"/>
           <w:color w:val="1A1A1A"/>
-          <w:sz w:val="19"/>
+          <w:sz w:val="22"/>
           <w:u w:val="none"/>
         </w:rPr>
         <w:tab/>
@@ -1122,7 +1123,7 @@
           <w:caps w:val="1"/>
           <w:color w:val="5A5F66"/>
           <w:spacing w:val="10"/>
-          <w:sz w:val="17"/>
+          <w:sz w:val="22"/>
           <w:u w:val="none"/>
         </w:rPr>
         <w:t xml:space="preserve">Answer  </w:t>
@@ -1234,7 +1235,128 @@
               <w:sz w:val="15"/>
               <w:u w:val="none"/>
             </w:rPr>
-            <w:t xml:space="preserve">Lesson 3-6  ·  Warm-Up</w:t>
+            <w:t xml:space="preserve">3-6 · Page </w:t>
+          </w:r>
+          <w:r>
+            <w:rPr>
+              <w:rFonts w:ascii="Avenir Next" w:hAnsi="Avenir Next" w:cs="Avenir Next" w:eastAsia="Avenir Next"/>
+              <w:b w:val="0"/>
+              <w:i w:val="0"/>
+              <w:color w:val="5A5F66"/>
+              <w:sz w:val="15"/>
+              <w:u w:val="none"/>
+            </w:rPr>
+            <w:fldChar w:fldCharType="begin"/>
+          </w:r>
+          <w:r>
+            <w:rPr>
+              <w:rFonts w:ascii="Avenir Next" w:hAnsi="Avenir Next" w:cs="Avenir Next" w:eastAsia="Avenir Next"/>
+              <w:b w:val="0"/>
+              <w:i w:val="0"/>
+              <w:color w:val="5A5F66"/>
+              <w:sz w:val="15"/>
+              <w:u w:val="none"/>
+            </w:rPr>
+            <w:instrText xml:space="preserve"> PAGE </w:instrText>
+          </w:r>
+          <w:r>
+            <w:rPr>
+              <w:rFonts w:ascii="Avenir Next" w:hAnsi="Avenir Next" w:cs="Avenir Next" w:eastAsia="Avenir Next"/>
+              <w:b w:val="0"/>
+              <w:i w:val="0"/>
+              <w:color w:val="5A5F66"/>
+              <w:sz w:val="15"/>
+              <w:u w:val="none"/>
+            </w:rPr>
+            <w:fldChar w:fldCharType="separate"/>
+          </w:r>
+          <w:r>
+            <w:rPr>
+              <w:rFonts w:ascii="Avenir Next" w:hAnsi="Avenir Next" w:cs="Avenir Next" w:eastAsia="Avenir Next"/>
+              <w:b w:val="0"/>
+              <w:i w:val="0"/>
+              <w:color w:val="5A5F66"/>
+              <w:sz w:val="15"/>
+              <w:u w:val="none"/>
+            </w:rPr>
+            <w:t xml:space="preserve">1</w:t>
+          </w:r>
+          <w:r>
+            <w:rPr>
+              <w:rFonts w:ascii="Avenir Next" w:hAnsi="Avenir Next" w:cs="Avenir Next" w:eastAsia="Avenir Next"/>
+              <w:b w:val="0"/>
+              <w:i w:val="0"/>
+              <w:color w:val="5A5F66"/>
+              <w:sz w:val="15"/>
+              <w:u w:val="none"/>
+            </w:rPr>
+            <w:fldChar w:fldCharType="end"/>
+          </w:r>
+          <w:r>
+            <w:rPr>
+              <w:rFonts w:ascii="Avenir Next" w:hAnsi="Avenir Next" w:cs="Avenir Next" w:eastAsia="Avenir Next"/>
+              <w:b w:val="0"/>
+              <w:i w:val="0"/>
+              <w:color w:val="5A5F66"/>
+              <w:sz w:val="15"/>
+              <w:u w:val="none"/>
+            </w:rPr>
+            <w:t xml:space="preserve"> of </w:t>
+          </w:r>
+          <w:r>
+            <w:rPr>
+              <w:rFonts w:ascii="Avenir Next" w:hAnsi="Avenir Next" w:cs="Avenir Next" w:eastAsia="Avenir Next"/>
+              <w:b w:val="0"/>
+              <w:i w:val="0"/>
+              <w:color w:val="5A5F66"/>
+              <w:sz w:val="15"/>
+              <w:u w:val="none"/>
+            </w:rPr>
+            <w:fldChar w:fldCharType="begin"/>
+          </w:r>
+          <w:r>
+            <w:rPr>
+              <w:rFonts w:ascii="Avenir Next" w:hAnsi="Avenir Next" w:cs="Avenir Next" w:eastAsia="Avenir Next"/>
+              <w:b w:val="0"/>
+              <w:i w:val="0"/>
+              <w:color w:val="5A5F66"/>
+              <w:sz w:val="15"/>
+              <w:u w:val="none"/>
+            </w:rPr>
+            <w:instrText xml:space="preserve"> NUMPAGES </w:instrText>
+          </w:r>
+          <w:r>
+            <w:rPr>
+              <w:rFonts w:ascii="Avenir Next" w:hAnsi="Avenir Next" w:cs="Avenir Next" w:eastAsia="Avenir Next"/>
+              <w:b w:val="0"/>
+              <w:i w:val="0"/>
+              <w:color w:val="5A5F66"/>
+              <w:sz w:val="15"/>
+              <w:u w:val="none"/>
+            </w:rPr>
+            <w:fldChar w:fldCharType="separate"/>
+          </w:r>
+          <w:r>
+            <w:rPr>
+              <w:rFonts w:ascii="Avenir Next" w:hAnsi="Avenir Next" w:cs="Avenir Next" w:eastAsia="Avenir Next"/>
+              <w:b w:val="0"/>
+              <w:i w:val="0"/>
+              <w:color w:val="5A5F66"/>
+              <w:sz w:val="15"/>
+              <w:u w:val="none"/>
+            </w:rPr>
+            <w:t xml:space="preserve">1</w:t>
+          </w:r>
+          <w:r>
+            <w:rPr>
+              <w:rFonts w:ascii="Avenir Next" w:hAnsi="Avenir Next" w:cs="Avenir Next" w:eastAsia="Avenir Next"/>
+              <w:b w:val="0"/>
+              <w:i w:val="0"/>
+              <w:color w:val="5A5F66"/>
+              <w:sz w:val="15"/>
+              <w:u w:val="none"/>
+            </w:rPr>
+            <w:fldChar w:fldCharType="end"/>
           </w:r>
         </w:p>
       </w:tc>
@@ -1670,49 +1792,20 @@
   <w:style w:type="paragraph" w:styleId="Heading1">
     <w:name w:val="heading 1"/>
     <w:basedOn w:val="Normal"/>
-    <w:next w:val="Normal"/>
-    <w:link w:val="Heading1Char"/>
-    <w:uiPriority w:val="9"/>
-    <w:qFormat/>
-    <w:rsid w:val="00FC693F"/>
-    <w:pPr>
-      <w:keepNext/>
-      <w:keepLines/>
-      <w:spacing w:before="480" w:after="0"/>
+    <w:pPr>
       <w:outlineLvl w:val="0"/>
-    </w:pPr>
-    <w:rPr>
-      <w:rFonts w:asciiTheme="majorHAnsi" w:eastAsiaTheme="majorEastAsia" w:hAnsiTheme="majorHAnsi" w:cstheme="majorBidi"/>
-      <w:b/>
-      <w:bCs/>
-      <w:color w:val="365F91" w:themeColor="accent1" w:themeShade="BF"/>
-      <w:sz w:val="28"/>
-      <w:szCs w:val="28"/>
-    </w:rPr>
+      <w:keepNext w:val="0"/>
+      <w:keepLines w:val="0"/>
+    </w:pPr>
   </w:style>
   <w:style w:type="paragraph" w:styleId="Heading2">
     <w:name w:val="heading 2"/>
     <w:basedOn w:val="Normal"/>
-    <w:next w:val="Normal"/>
-    <w:link w:val="Heading2Char"/>
-    <w:uiPriority w:val="9"/>
-    <w:unhideWhenUsed/>
-    <w:qFormat/>
-    <w:rsid w:val="00FC693F"/>
-    <w:pPr>
-      <w:keepNext/>
-      <w:keepLines/>
-      <w:spacing w:before="200" w:after="0"/>
+    <w:pPr>
       <w:outlineLvl w:val="1"/>
-    </w:pPr>
-    <w:rPr>
-      <w:rFonts w:asciiTheme="majorHAnsi" w:eastAsiaTheme="majorEastAsia" w:hAnsiTheme="majorHAnsi" w:cstheme="majorBidi"/>
-      <w:b/>
-      <w:bCs/>
-      <w:color w:val="4F81BD" w:themeColor="accent1"/>
-      <w:sz w:val="26"/>
-      <w:szCs w:val="26"/>
-    </w:rPr>
+      <w:keepNext w:val="0"/>
+      <w:keepLines w:val="0"/>
+    </w:pPr>
   </w:style>
   <w:style w:type="paragraph" w:styleId="Heading3">
     <w:name w:val="heading 3"/>
